--- a/01_circle_area/circle_area.docx
+++ b/01_circle_area/circle_area.docx
@@ -1797,31 +1797,209 @@
         <w:spacing w:after="0"/>
         <w:ind w:left="168"/>
         <w:rPr>
+          <w:rFonts w:asciiTheme="majorBidi" w:hAnsiTheme="majorBidi" w:cstheme="majorBidi"/>
+          <w:sz w:val="32"/>
+          <w:szCs w:val="32"/>
+          <w:lang w:bidi="ar-EG"/>
+        </w:rPr>
+      </w:pPr>
+      <w:r>
+        <w:rPr>
+          <w:rFonts w:asciiTheme="majorBidi" w:hAnsiTheme="majorBidi" w:cstheme="majorBidi"/>
+          <w:sz w:val="32"/>
+          <w:szCs w:val="32"/>
+          <w:lang w:bidi="ar-EG"/>
+        </w:rPr>
+        <w:t xml:space="preserve">Architect solution </w:t>
+      </w:r>
+      <w:r>
+        <w:rPr>
           <w:rFonts w:asciiTheme="majorBidi" w:hAnsiTheme="majorBidi" w:cstheme="majorBidi" w:hint="cs"/>
           <w:sz w:val="32"/>
           <w:szCs w:val="32"/>
           <w:rtl/>
           <w:lang w:bidi="ar-EG"/>
         </w:rPr>
+        <w:t xml:space="preserve"> </w:t>
+      </w:r>
+    </w:p>
+    <w:p>
+      <w:pPr>
+        <w:bidi/>
+        <w:spacing w:after="0"/>
+        <w:ind w:left="168"/>
+        <w:rPr>
+          <w:rFonts w:asciiTheme="majorBidi" w:hAnsiTheme="majorBidi" w:cstheme="majorBidi"/>
+          <w:sz w:val="32"/>
+          <w:szCs w:val="32"/>
+          <w:lang w:bidi="ar-EG"/>
+        </w:rPr>
       </w:pPr>
-      <w:r>
-        <w:rPr>
-          <w:rFonts w:asciiTheme="majorBidi" w:hAnsiTheme="majorBidi" w:cstheme="majorBidi"/>
-          <w:sz w:val="32"/>
-          <w:szCs w:val="32"/>
-          <w:lang w:bidi="ar-EG"/>
-        </w:rPr>
-        <w:t xml:space="preserve">Architect solution </w:t>
-      </w:r>
-      <w:r>
-        <w:rPr>
-          <w:rFonts w:asciiTheme="majorBidi" w:hAnsiTheme="majorBidi" w:cstheme="majorBidi" w:hint="cs"/>
+    </w:p>
+    <w:p>
+      <w:pPr>
+        <w:bidi/>
+        <w:spacing w:after="0"/>
+        <w:ind w:left="168"/>
+        <w:jc w:val="right"/>
+        <w:rPr>
+          <w:rFonts w:asciiTheme="majorBidi" w:hAnsiTheme="majorBidi" w:cstheme="majorBidi"/>
+          <w:sz w:val="32"/>
+          <w:szCs w:val="32"/>
+          <w:lang w:bidi="ar-EG"/>
+        </w:rPr>
+      </w:pPr>
+      <w:r>
+        <w:rPr>
+          <w:rFonts w:asciiTheme="majorBidi" w:hAnsiTheme="majorBidi" w:cstheme="majorBidi"/>
+          <w:sz w:val="32"/>
+          <w:szCs w:val="32"/>
+          <w:lang w:bidi="ar-EG"/>
+        </w:rPr>
+        <w:lastRenderedPageBreak/>
+        <w:t>Assignment:</w:t>
+      </w:r>
+    </w:p>
+    <w:p>
+      <w:pPr>
+        <w:bidi/>
+        <w:spacing w:after="0"/>
+        <w:ind w:left="168"/>
+        <w:jc w:val="right"/>
+        <w:rPr>
+          <w:rFonts w:asciiTheme="majorBidi" w:hAnsiTheme="majorBidi" w:cstheme="majorBidi"/>
+          <w:sz w:val="32"/>
+          <w:szCs w:val="32"/>
+          <w:lang w:bidi="ar-EG"/>
+        </w:rPr>
+      </w:pPr>
+      <w:r>
+        <w:rPr>
+          <w:rFonts w:asciiTheme="majorBidi" w:hAnsiTheme="majorBidi" w:cstheme="majorBidi"/>
+          <w:sz w:val="32"/>
+          <w:szCs w:val="32"/>
+          <w:lang w:bidi="ar-EG"/>
+        </w:rPr>
+        <w:t xml:space="preserve">- Area of </w:t>
+      </w:r>
+      <w:r>
+        <w:rPr>
+          <w:rFonts w:asciiTheme="majorBidi" w:hAnsiTheme="majorBidi" w:cstheme="majorBidi"/>
+          <w:sz w:val="32"/>
+          <w:szCs w:val="32"/>
+          <w:lang w:bidi="ar-EG"/>
+        </w:rPr>
+        <w:t>trapezoid</w:t>
+      </w:r>
+    </w:p>
+    <w:p>
+      <w:pPr>
+        <w:bidi/>
+        <w:spacing w:after="0"/>
+        <w:ind w:left="168"/>
+        <w:jc w:val="right"/>
+        <w:rPr>
+          <w:rFonts w:asciiTheme="majorBidi" w:hAnsiTheme="majorBidi" w:cstheme="majorBidi"/>
+          <w:sz w:val="32"/>
+          <w:szCs w:val="32"/>
+          <w:lang w:bidi="ar-EG"/>
+        </w:rPr>
+      </w:pPr>
+      <w:r>
+        <w:rPr>
+          <w:rFonts w:asciiTheme="majorBidi" w:hAnsiTheme="majorBidi" w:cstheme="majorBidi"/>
+          <w:sz w:val="32"/>
+          <w:szCs w:val="32"/>
+          <w:lang w:bidi="ar-EG"/>
+        </w:rPr>
+        <w:t xml:space="preserve">- Area of parallelogram </w:t>
+      </w:r>
+    </w:p>
+    <w:p>
+      <w:pPr>
+        <w:bidi/>
+        <w:spacing w:after="0"/>
+        <w:ind w:left="168"/>
+        <w:jc w:val="right"/>
+        <w:rPr>
+          <w:rFonts w:asciiTheme="majorBidi" w:hAnsiTheme="majorBidi" w:cstheme="majorBidi"/>
           <w:sz w:val="32"/>
           <w:szCs w:val="32"/>
           <w:rtl/>
           <w:lang w:bidi="ar-EG"/>
         </w:rPr>
-        <w:t xml:space="preserve"> </w:t>
+      </w:pPr>
+      <w:r>
+        <w:rPr>
+          <w:rFonts w:asciiTheme="majorBidi" w:hAnsiTheme="majorBidi" w:cstheme="majorBidi"/>
+          <w:sz w:val="32"/>
+          <w:szCs w:val="32"/>
+          <w:lang w:bidi="ar-EG"/>
+        </w:rPr>
+        <w:t xml:space="preserve">  - algorithm/steps </w:t>
+      </w:r>
+      <w:r>
+        <w:rPr>
+          <w:rFonts w:asciiTheme="majorBidi" w:hAnsiTheme="majorBidi" w:cstheme="majorBidi"/>
+          <w:sz w:val="32"/>
+          <w:szCs w:val="32"/>
+          <w:lang w:bidi="ar-EG"/>
+        </w:rPr>
+        <w:t>–</w:t>
+      </w:r>
+      <w:r>
+        <w:rPr>
+          <w:rFonts w:asciiTheme="majorBidi" w:hAnsiTheme="majorBidi" w:cstheme="majorBidi"/>
+          <w:sz w:val="32"/>
+          <w:szCs w:val="32"/>
+          <w:lang w:bidi="ar-EG"/>
+        </w:rPr>
+        <w:t xml:space="preserve"> model</w:t>
+      </w:r>
+      <w:r>
+        <w:rPr>
+          <w:rFonts w:asciiTheme="majorBidi" w:hAnsiTheme="majorBidi" w:cstheme="majorBidi"/>
+          <w:sz w:val="32"/>
+          <w:szCs w:val="32"/>
+          <w:lang w:bidi="ar-EG"/>
+        </w:rPr>
+        <w:t xml:space="preserve"> (</w:t>
+      </w:r>
+      <w:r>
+        <w:rPr>
+          <w:rFonts w:asciiTheme="majorBidi" w:hAnsiTheme="majorBidi" w:cstheme="majorBidi"/>
+          <w:sz w:val="32"/>
+          <w:szCs w:val="32"/>
+          <w:lang w:bidi="ar-EG"/>
+        </w:rPr>
+        <w:t>flow chart</w:t>
+      </w:r>
+      <w:r>
+        <w:rPr>
+          <w:rFonts w:asciiTheme="majorBidi" w:hAnsiTheme="majorBidi" w:cstheme="majorBidi"/>
+          <w:sz w:val="32"/>
+          <w:szCs w:val="32"/>
+          <w:lang w:bidi="ar-EG"/>
+        </w:rPr>
+        <w:t>) – code(</w:t>
+      </w:r>
+      <w:r>
+        <w:rPr>
+          <w:rFonts w:asciiTheme="majorBidi" w:hAnsiTheme="majorBidi" w:cstheme="majorBidi"/>
+          <w:sz w:val="32"/>
+          <w:szCs w:val="32"/>
+          <w:lang w:bidi="ar-EG"/>
+        </w:rPr>
+        <w:t>js</w:t>
+      </w:r>
+      <w:r>
+        <w:rPr>
+          <w:rFonts w:asciiTheme="majorBidi" w:hAnsiTheme="majorBidi" w:cstheme="majorBidi"/>
+          <w:sz w:val="32"/>
+          <w:szCs w:val="32"/>
+          <w:lang w:bidi="ar-EG"/>
+        </w:rPr>
+        <w:t xml:space="preserve"> - python) </w:t>
       </w:r>
     </w:p>
     <w:sectPr>
@@ -2444,7 +2622,6 @@
   <w:style w:type="character" w:default="1" w:styleId="DefaultParagraphFont">
     <w:name w:val="Default Paragraph Font"/>
     <w:uiPriority w:val="1"/>
-    <w:semiHidden/>
     <w:unhideWhenUsed/>
   </w:style>
   <w:style w:type="table" w:default="1" w:styleId="TableNormal">
